--- a/17 ประวัติผู้จัดทำปริญญานิพนธ์ ใหม่.docx
+++ b/17 ประวัติผู้จัดทำปริญญานิพนธ์ ใหม่.docx
@@ -1727,7 +1727,7 @@
       <w:headerReference w:type="default" r:id="rId9"/>
       <w:pgSz w:w="11906" w:h="16838" w:code="9"/>
       <w:pgMar w:top="2160" w:right="1440" w:bottom="1440" w:left="2160" w:header="1440" w:footer="720" w:gutter="0"/>
-      <w:pgNumType w:start="170"/>
+      <w:pgNumType w:start="162"/>
       <w:cols w:space="720"/>
       <w:docGrid w:linePitch="360"/>
     </w:sectPr>

--- a/17 ประวัติผู้จัดทำปริญญานิพนธ์ ใหม่.docx
+++ b/17 ประวัติผู้จัดทำปริญญานิพนธ์ ใหม่.docx
@@ -607,7 +607,6 @@
         </w:rPr>
         <w:t xml:space="preserve">: </w:t>
       </w:r>
-      <w:proofErr w:type="spellStart"/>
       <w:r>
         <w:rPr>
           <w:rFonts w:ascii="TH SarabunPSK" w:hAnsi="TH SarabunPSK" w:cs="TH SarabunPSK" w:hint="cs"/>
@@ -617,7 +616,6 @@
         </w:rPr>
         <w:t>กศน</w:t>
       </w:r>
-      <w:proofErr w:type="spellEnd"/>
       <w:r>
         <w:rPr>
           <w:rFonts w:ascii="TH SarabunPSK" w:hAnsi="TH SarabunPSK" w:cs="TH SarabunPSK"/>
@@ -1219,67 +1217,7 @@
           <w:szCs w:val="32"/>
           <w:cs/>
         </w:rPr>
-        <w:t>รัช</w:t>
-      </w:r>
-      <w:proofErr w:type="spellStart"/>
-      <w:r>
-        <w:rPr>
-          <w:rFonts w:ascii="TH SarabunPSK" w:hAnsi="TH SarabunPSK" w:cs="TH SarabunPSK"/>
-          <w:sz w:val="32"/>
-          <w:szCs w:val="32"/>
-          <w:cs/>
-        </w:rPr>
-        <w:t>ช์</w:t>
-      </w:r>
-      <w:proofErr w:type="spellEnd"/>
-      <w:r>
-        <w:rPr>
-          <w:rFonts w:ascii="TH SarabunPSK" w:hAnsi="TH SarabunPSK" w:cs="TH SarabunPSK"/>
-          <w:sz w:val="32"/>
-          <w:szCs w:val="32"/>
-          <w:cs/>
-        </w:rPr>
-        <w:t>ชกฤต</w:t>
-      </w:r>
-      <w:proofErr w:type="spellStart"/>
-      <w:r>
-        <w:rPr>
-          <w:rFonts w:ascii="TH SarabunPSK" w:hAnsi="TH SarabunPSK" w:cs="TH SarabunPSK"/>
-          <w:sz w:val="32"/>
-          <w:szCs w:val="32"/>
-          <w:cs/>
-        </w:rPr>
-        <w:t>ย์</w:t>
-      </w:r>
-      <w:proofErr w:type="spellEnd"/>
-      <w:r>
-        <w:rPr>
-          <w:rFonts w:ascii="TH SarabunPSK" w:hAnsi="TH SarabunPSK" w:cs="TH SarabunPSK"/>
-          <w:sz w:val="32"/>
-          <w:szCs w:val="32"/>
-          <w:cs/>
-        </w:rPr>
-        <w:t xml:space="preserve"> กิตติโชคธน</w:t>
-      </w:r>
-      <w:proofErr w:type="spellStart"/>
-      <w:r>
-        <w:rPr>
-          <w:rFonts w:ascii="TH SarabunPSK" w:hAnsi="TH SarabunPSK" w:cs="TH SarabunPSK"/>
-          <w:sz w:val="32"/>
-          <w:szCs w:val="32"/>
-          <w:cs/>
-        </w:rPr>
-        <w:t>วั</w:t>
-      </w:r>
-      <w:proofErr w:type="spellEnd"/>
-      <w:r>
-        <w:rPr>
-          <w:rFonts w:ascii="TH SarabunPSK" w:hAnsi="TH SarabunPSK" w:cs="TH SarabunPSK"/>
-          <w:sz w:val="32"/>
-          <w:szCs w:val="32"/>
-          <w:cs/>
-        </w:rPr>
-        <w:t>ชร์</w:t>
+        <w:t>รัชช์ชกฤตย์ กิตติโชคธนวัชร์</w:t>
       </w:r>
     </w:p>
     <w:p>
@@ -1727,7 +1665,7 @@
       <w:headerReference w:type="default" r:id="rId9"/>
       <w:pgSz w:w="11906" w:h="16838" w:code="9"/>
       <w:pgMar w:top="2160" w:right="1440" w:bottom="1440" w:left="2160" w:header="1440" w:footer="720" w:gutter="0"/>
-      <w:pgNumType w:start="162"/>
+      <w:pgNumType w:start="163"/>
       <w:cols w:space="720"/>
       <w:docGrid w:linePitch="360"/>
     </w:sectPr>
